--- a/The_Plan.docx
+++ b/The_Plan.docx
@@ -4797,6 +4797,763 @@
           <w:szCs w:val="21"/>
         </w:rPr>
         <w:t xml:space="preserve">of IBGE would have ended.**</w:t>
+      </w:r>
+    </w:p>
+    <w:p>
+      <w:pPr>
+        <w:pBdr>
+          <w:bottom w:val="single" w:color="D6DAE0" w:sz="6"/>
+        </w:pBdr>
+        <w:spacing w:after="260" w:before="160"/>
+      </w:pPr>
+    </w:p>
+    <w:p>
+      <w:pPr>
+        <w:pStyle w:val="Heading2"/>
+        <w:spacing w:after="140" w:before="340"/>
+      </w:pPr>
+      <w:r>
+        <w:rPr>
+          <w:b/>
+          <w:bCs/>
+          <w:color w:val="1F3352"/>
+          <w:sz w:val="28"/>
+          <w:szCs w:val="28"/>
+        </w:rPr>
+        <w:t xml:space="preserve">9. Standing watch item — autonomous computer-use agents (added 12 Aug 2026)</w:t>
+      </w:r>
+    </w:p>
+    <w:p>
+      <w:pPr>
+        <w:spacing w:after="70" w:before="70"/>
+        <w:jc w:val="left"/>
+      </w:pPr>
+      <w:r>
+        <w:rPr>
+          <w:b/>
+          <w:bCs/>
+          <w:sz w:val="21"/>
+          <w:szCs w:val="21"/>
+        </w:rPr>
+        <w:t xml:space="preserve">xAI announced Grok Bot</w:t>
+      </w:r>
+      <w:r>
+        <w:rPr>
+          <w:sz w:val="21"/>
+          <w:szCs w:val="21"/>
+        </w:rPr>
+        <w:t xml:space="preserve"> (</w:t>
+      </w:r>
+      <w:r>
+        <w:rPr>
+          <w:rFonts w:ascii="Consolas" w:cs="Consolas" w:eastAsia="Consolas" w:hAnsi="Consolas"/>
+          <w:color w:val="9A6B3F"/>
+          <w:sz w:val="21"/>
+          <w:szCs w:val="21"/>
+        </w:rPr>
+        <w:t xml:space="preserve">x.ai/news/introducing-grok-bot</w:t>
+      </w:r>
+      <w:r>
+        <w:rPr>
+          <w:sz w:val="21"/>
+          <w:szCs w:val="21"/>
+        </w:rPr>
+        <w:t xml:space="preserve">). Fetched and read, so the note is</w:t>
+      </w:r>
+    </w:p>
+    <w:p>
+      <w:pPr>
+        <w:spacing w:after="70" w:before="70"/>
+        <w:jc w:val="left"/>
+      </w:pPr>
+      <w:r>
+        <w:rPr>
+          <w:sz w:val="21"/>
+          <w:szCs w:val="21"/>
+        </w:rPr>
+        <w:t xml:space="preserve">accurate rather than a placeholder.</w:t>
+      </w:r>
+    </w:p>
+    <w:p>
+      <w:pPr>
+        <w:spacing w:after="70" w:before="70"/>
+        <w:jc w:val="left"/>
+      </w:pPr>
+      <w:r>
+        <w:rPr>
+          <w:b/>
+          <w:bCs/>
+          <w:sz w:val="21"/>
+          <w:szCs w:val="21"/>
+        </w:rPr>
+        <w:t xml:space="preserve">What it claims:</w:t>
+      </w:r>
+      <w:r>
+        <w:rPr>
+          <w:sz w:val="21"/>
+          <w:szCs w:val="21"/>
+        </w:rPr>
+        <w:t xml:space="preserve"> an agent with </w:t>
+      </w:r>
+      <w:r>
+        <w:rPr>
+          <w:b/>
+          <w:bCs/>
+          <w:sz w:val="21"/>
+          <w:szCs w:val="21"/>
+        </w:rPr>
+        <w:t xml:space="preserve">its own cloud computer</w:t>
+      </w:r>
+      <w:r>
+        <w:rPr>
+          <w:sz w:val="21"/>
+          <w:szCs w:val="21"/>
+        </w:rPr>
+        <w:t xml:space="preserve"> that *"sign[s] into the tools you already</w:t>
+      </w:r>
+    </w:p>
+    <w:p>
+      <w:pPr>
+        <w:spacing w:after="70" w:before="70"/>
+        <w:jc w:val="left"/>
+      </w:pPr>
+      <w:r>
+        <w:rPr>
+          <w:sz w:val="21"/>
+          <w:szCs w:val="21"/>
+        </w:rPr>
+        <w:t xml:space="preserve">use and work[s] across apps"*, runs 24/7 without the user present, *"finish[es] jobs end to end, and</w:t>
+      </w:r>
+    </w:p>
+    <w:p>
+      <w:pPr>
+        <w:spacing w:after="70" w:before="70"/>
+        <w:jc w:val="left"/>
+      </w:pPr>
+      <w:r>
+        <w:rPr>
+          <w:sz w:val="21"/>
+          <w:szCs w:val="21"/>
+        </w:rPr>
+        <w:t xml:space="preserve">only come[s] back when something needs your approval"*, learns preferences by observation, and</w:t>
+      </w:r>
+    </w:p>
+    <w:p>
+      <w:pPr>
+        <w:spacing w:after="70" w:before="70"/>
+        <w:jc w:val="left"/>
+      </w:pPr>
+      <w:r>
+        <w:rPr>
+          <w:sz w:val="21"/>
+          <w:szCs w:val="21"/>
+        </w:rPr>
+        <w:t xml:space="preserve">coordinates with other bots.</w:t>
+      </w:r>
+    </w:p>
+    <w:p>
+      <w:pPr>
+        <w:spacing w:after="70" w:before="70"/>
+        <w:jc w:val="left"/>
+      </w:pPr>
+      <w:r>
+        <w:rPr>
+          <w:b/>
+          <w:bCs/>
+          <w:sz w:val="21"/>
+          <w:szCs w:val="21"/>
+        </w:rPr>
+        <w:t xml:space="preserve">Status:</w:t>
+      </w:r>
+      <w:r>
+        <w:rPr>
+          <w:sz w:val="21"/>
+          <w:szCs w:val="21"/>
+        </w:rPr>
+        <w:t xml:space="preserve"> </w:t>
+      </w:r>
+      <w:r>
+        <w:rPr>
+          <w:b/>
+          <w:bCs/>
+          <w:sz w:val="21"/>
+          <w:szCs w:val="21"/>
+        </w:rPr>
+        <w:t xml:space="preserve">beta</w:t>
+      </w:r>
+      <w:r>
+        <w:rPr>
+          <w:sz w:val="21"/>
+          <w:szCs w:val="21"/>
+        </w:rPr>
+        <w:t xml:space="preserve">, gated to SuperGrok Heavy, Cursor Ultra and Cursor Teams Premium; enterprise</w:t>
+      </w:r>
+    </w:p>
+    <w:p>
+      <w:pPr>
+        <w:spacing w:after="70" w:before="70"/>
+        <w:jc w:val="left"/>
+      </w:pPr>
+      <w:r>
+        <w:rPr>
+          <w:sz w:val="21"/>
+          <w:szCs w:val="21"/>
+        </w:rPr>
+        <w:t xml:space="preserve">waitlist. </w:t>
+      </w:r>
+      <w:r>
+        <w:rPr>
+          <w:b/>
+          <w:bCs/>
+          <w:sz w:val="21"/>
+          <w:szCs w:val="21"/>
+        </w:rPr>
+        <w:t xml:space="preserve">No public API or standardised agent interface mentioned.</w:t>
+      </w:r>
+      <w:r>
+        <w:rPr>
+          <w:sz w:val="21"/>
+          <w:szCs w:val="21"/>
+        </w:rPr>
+        <w:t xml:space="preserve"> Not dependable as infrastructure</w:t>
+      </w:r>
+    </w:p>
+    <w:p>
+      <w:pPr>
+        <w:spacing w:after="70" w:before="70"/>
+        <w:jc w:val="left"/>
+      </w:pPr>
+      <w:r>
+        <w:rPr>
+          <w:sz w:val="21"/>
+          <w:szCs w:val="21"/>
+        </w:rPr>
+        <w:t xml:space="preserve">yet — which matches the founder's own read.</w:t>
+      </w:r>
+    </w:p>
+    <w:p>
+      <w:pPr>
+        <w:pStyle w:val="Heading3"/>
+        <w:spacing w:after="110" w:before="260"/>
+      </w:pPr>
+      <w:r>
+        <w:rPr>
+          <w:b/>
+          <w:bCs/>
+          <w:color w:val="9A6B3F"/>
+          <w:sz w:val="23"/>
+          <w:szCs w:val="23"/>
+        </w:rPr>
+        <w:t xml:space="preserve">The distinction that decides how it can be used</w:t>
+      </w:r>
+    </w:p>
+    <w:p>
+      <w:pPr>
+        <w:pBdr>
+          <w:left w:val="single" w:color="9A6B3F" w:sz="18"/>
+        </w:pBdr>
+        <w:shd w:fill="F4F6F8" w:val="clear"/>
+        <w:spacing w:after="150" w:before="150"/>
+        <w:ind w:left="400" w:right="260"/>
+      </w:pPr>
+      <w:r>
+        <w:rPr>
+          <w:i/>
+          <w:iCs/>
+          <w:color w:val="1F3352"/>
+          <w:sz w:val="21"/>
+          <w:szCs w:val="21"/>
+        </w:rPr>
+        <w:t xml:space="preserve">**It works across apps WITHOUT APIs by signing in as the user. That is simultaneously the capability</w:t>
+      </w:r>
+    </w:p>
+    <w:p>
+      <w:pPr>
+        <w:pBdr>
+          <w:left w:val="single" w:color="9A6B3F" w:sz="18"/>
+        </w:pBdr>
+        <w:shd w:fill="F4F6F8" w:val="clear"/>
+        <w:spacing w:after="150" w:before="150"/>
+        <w:ind w:left="400" w:right="260"/>
+      </w:pPr>
+      <w:r>
+        <w:rPr>
+          <w:i/>
+          <w:iCs/>
+          <w:color w:val="1F3352"/>
+          <w:sz w:val="21"/>
+          <w:szCs w:val="21"/>
+        </w:rPr>
+        <w:t xml:space="preserve">we needed and the thing we proved she cannot sell.**</w:t>
+      </w:r>
+    </w:p>
+    <w:p>
+      <w:pPr>
+        <w:spacing w:after="50" w:before="50"/>
+        <w:ind w:left="420" w:hanging="220"/>
+      </w:pPr>
+      <w:r>
+        <w:rPr>
+          <w:b/>
+          <w:bCs/>
+          <w:color w:val="9A6B3F"/>
+          <w:sz w:val="21"/>
+          <w:szCs w:val="21"/>
+        </w:rPr>
+        <w:t xml:space="preserve">•  </w:t>
+      </w:r>
+      <w:r>
+        <w:rPr>
+          <w:b/>
+          <w:bCs/>
+          <w:sz w:val="21"/>
+          <w:szCs w:val="21"/>
+        </w:rPr>
+        <w:t xml:space="preserve">As a PRODUCT mechanism: still closed.</w:t>
+      </w:r>
+      <w:r>
+        <w:rPr>
+          <w:sz w:val="21"/>
+          <w:szCs w:val="21"/>
+        </w:rPr>
+        <w:t xml:space="preserve"> The whole government-action category died because the</w:t>
+      </w:r>
+    </w:p>
+    <w:p>
+      <w:pPr>
+        <w:spacing w:after="70" w:before="70"/>
+        <w:jc w:val="left"/>
+      </w:pPr>
+      <w:r>
+        <w:rPr>
+          <w:sz w:val="21"/>
+          <w:szCs w:val="21"/>
+        </w:rPr>
+        <w:t xml:space="preserve">authenticated write needs custody of the customer's e-CNPJ certificate or gov.br login, and a</w:t>
+      </w:r>
+    </w:p>
+    <w:p>
+      <w:pPr>
+        <w:spacing w:after="70" w:before="70"/>
+        <w:jc w:val="left"/>
+      </w:pPr>
+      <w:r>
+        <w:rPr>
+          <w:sz w:val="21"/>
+          <w:szCs w:val="21"/>
+        </w:rPr>
+        <w:t xml:space="preserve">faceless unknown seller asking a stranger for that </w:t>
+      </w:r>
+      <w:r>
+        <w:rPr>
+          <w:b/>
+          <w:bCs/>
+          <w:sz w:val="21"/>
+          <w:szCs w:val="21"/>
+        </w:rPr>
+        <w:t xml:space="preserve">inverts the trust gradient</w:t>
+      </w:r>
+      <w:r>
+        <w:rPr>
+          <w:sz w:val="21"/>
+          <w:szCs w:val="21"/>
+        </w:rPr>
+        <w:t xml:space="preserve">. An agent that signs</w:t>
+      </w:r>
+    </w:p>
+    <w:p>
+      <w:pPr>
+        <w:spacing w:after="70" w:before="70"/>
+        <w:jc w:val="left"/>
+      </w:pPr>
+      <w:r>
+        <w:rPr>
+          <w:sz w:val="21"/>
+          <w:szCs w:val="21"/>
+        </w:rPr>
+        <w:t xml:space="preserve">in on the customer's behalf does not fix that — it *is* that. Same wall, better robot.</w:t>
+      </w:r>
+    </w:p>
+    <w:p>
+      <w:pPr>
+        <w:spacing w:after="70" w:before="70"/>
+        <w:jc w:val="left"/>
+      </w:pPr>
+      <w:r>
+        <w:rPr>
+          <w:sz w:val="21"/>
+          <w:szCs w:val="21"/>
+        </w:rPr>
+        <w:t xml:space="preserve">Also unchanged: the gov.br Termo de Uso bans robots </w:t>
+      </w:r>
+      <w:r>
+        <w:rPr>
+          <w:b/>
+          <w:bCs/>
+          <w:sz w:val="21"/>
+          <w:szCs w:val="21"/>
+        </w:rPr>
+        <w:t xml:space="preserve">and</w:t>
+      </w:r>
+      <w:r>
+        <w:rPr>
+          <w:sz w:val="21"/>
+          <w:szCs w:val="21"/>
+        </w:rPr>
+        <w:t xml:space="preserve"> access *"através de serviços de</w:t>
+      </w:r>
+    </w:p>
+    <w:p>
+      <w:pPr>
+        <w:spacing w:after="70" w:before="70"/>
+        <w:jc w:val="left"/>
+      </w:pPr>
+      <w:r>
+        <w:rPr>
+          <w:sz w:val="21"/>
+          <w:szCs w:val="21"/>
+        </w:rPr>
+        <w:t xml:space="preserve">hospedagem"*, which is what a cloud agent is.</w:t>
+      </w:r>
+    </w:p>
+    <w:p>
+      <w:pPr>
+        <w:spacing w:after="50" w:before="50"/>
+        <w:ind w:left="420" w:hanging="220"/>
+      </w:pPr>
+      <w:r>
+        <w:rPr>
+          <w:b/>
+          <w:bCs/>
+          <w:color w:val="9A6B3F"/>
+          <w:sz w:val="21"/>
+          <w:szCs w:val="21"/>
+        </w:rPr>
+        <w:t xml:space="preserve">•  </w:t>
+      </w:r>
+      <w:r>
+        <w:rPr>
+          <w:b/>
+          <w:bCs/>
+          <w:sz w:val="21"/>
+          <w:szCs w:val="21"/>
+        </w:rPr>
+        <w:t xml:space="preserve">As LEVERAGE ON HER OWN OPERATIONS: genuinely valuable, and the right place to point it.</w:t>
+      </w:r>
+      <w:r>
+        <w:rPr>
+          <w:sz w:val="21"/>
+          <w:szCs w:val="21"/>
+        </w:rPr>
+        <w:t xml:space="preserve"> The</w:t>
+      </w:r>
+    </w:p>
+    <w:p>
+      <w:pPr>
+        <w:spacing w:after="70" w:before="70"/>
+        <w:jc w:val="left"/>
+      </w:pPr>
+      <w:r>
+        <w:rPr>
+          <w:sz w:val="21"/>
+          <w:szCs w:val="21"/>
+        </w:rPr>
+        <w:t xml:space="preserve">candidates that died on *per-transaction founder labour* (Aval, REAVER, the MCP service, arguably</w:t>
+      </w:r>
+    </w:p>
+    <w:p>
+      <w:pPr>
+        <w:spacing w:after="70" w:before="70"/>
+        <w:jc w:val="left"/>
+      </w:pPr>
+      <w:r>
+        <w:rPr>
+          <w:sz w:val="21"/>
+          <w:szCs w:val="21"/>
+        </w:rPr>
+        <w:t xml:space="preserve">Bancada) died because a human had to touch every transaction. An agent operating </w:t>
+      </w:r>
+      <w:r>
+        <w:rPr>
+          <w:b/>
+          <w:bCs/>
+          <w:sz w:val="21"/>
+          <w:szCs w:val="21"/>
+        </w:rPr>
+        <w:t xml:space="preserve">her own</w:t>
+      </w:r>
+      <w:r>
+        <w:rPr>
+          <w:sz w:val="21"/>
+          <w:szCs w:val="21"/>
+        </w:rPr>
+        <w:t xml:space="preserve"> accounts,</w:t>
+      </w:r>
+    </w:p>
+    <w:p>
+      <w:pPr>
+        <w:spacing w:after="70" w:before="70"/>
+        <w:jc w:val="left"/>
+      </w:pPr>
+      <w:r>
+        <w:rPr>
+          <w:sz w:val="21"/>
+          <w:szCs w:val="21"/>
+        </w:rPr>
+        <w:t xml:space="preserve">her own back office, her own list-building and her own follow-up compresses exactly that cost — and</w:t>
+      </w:r>
+    </w:p>
+    <w:p>
+      <w:pPr>
+        <w:spacing w:after="70" w:before="70"/>
+        <w:jc w:val="left"/>
+      </w:pPr>
+      <w:r>
+        <w:rPr>
+          <w:sz w:val="21"/>
+          <w:szCs w:val="21"/>
+        </w:rPr>
+        <w:t xml:space="preserve">every credential involved is hers.</w:t>
+      </w:r>
+    </w:p>
+    <w:p>
+      <w:pPr>
+        <w:pStyle w:val="Heading3"/>
+        <w:spacing w:after="110" w:before="260"/>
+      </w:pPr>
+      <w:r>
+        <w:rPr>
+          <w:b/>
+          <w:bCs/>
+          <w:color w:val="9A6B3F"/>
+          <w:sz w:val="23"/>
+          <w:szCs w:val="23"/>
+        </w:rPr>
+        <w:t xml:space="preserve">When it leaves beta, research these four things specifically</w:t>
+      </w:r>
+    </w:p>
+    <w:p>
+      <w:pPr>
+        <w:spacing w:after="60" w:before="60"/>
+        <w:ind w:left="420" w:hanging="240"/>
+      </w:pPr>
+      <w:r>
+        <w:rPr>
+          <w:b/>
+          <w:bCs/>
+          <w:color w:val="9A6B3F"/>
+          <w:sz w:val="21"/>
+          <w:szCs w:val="21"/>
+        </w:rPr>
+        <w:t xml:space="preserve">1. </w:t>
+      </w:r>
+      <w:r>
+        <w:rPr>
+          <w:b/>
+          <w:bCs/>
+          <w:sz w:val="21"/>
+          <w:szCs w:val="21"/>
+        </w:rPr>
+        <w:t xml:space="preserve">Reliability on repetitive commercial work</w:t>
+      </w:r>
+      <w:r>
+        <w:rPr>
+          <w:sz w:val="21"/>
+          <w:szCs w:val="21"/>
+        </w:rPr>
+        <w:t xml:space="preserve"> — not demos. Error rate on a hundred identical runs.</w:t>
+      </w:r>
+    </w:p>
+    <w:p>
+      <w:pPr>
+        <w:spacing w:after="60" w:before="60"/>
+        <w:ind w:left="420" w:hanging="240"/>
+      </w:pPr>
+      <w:r>
+        <w:rPr>
+          <w:b/>
+          <w:bCs/>
+          <w:color w:val="9A6B3F"/>
+          <w:sz w:val="21"/>
+          <w:szCs w:val="21"/>
+        </w:rPr>
+        <w:t xml:space="preserve">2. </w:t>
+      </w:r>
+      <w:r>
+        <w:rPr>
+          <w:b/>
+          <w:bCs/>
+          <w:sz w:val="21"/>
+          <w:szCs w:val="21"/>
+        </w:rPr>
+        <w:t xml:space="preserve">Whether it can be pointed at her own back office</w:t>
+      </w:r>
+      <w:r>
+        <w:rPr>
+          <w:sz w:val="21"/>
+          <w:szCs w:val="21"/>
+        </w:rPr>
+        <w:t xml:space="preserve"> — list building from the Receita base, CRM</w:t>
+      </w:r>
+    </w:p>
+    <w:p>
+      <w:pPr>
+        <w:spacing w:after="70" w:before="70"/>
+        <w:jc w:val="left"/>
+      </w:pPr>
+      <w:r>
+        <w:rPr>
+          <w:sz w:val="21"/>
+          <w:szCs w:val="21"/>
+        </w:rPr>
+        <w:t xml:space="preserve">hygiene, follow-up sequencing, invoice and payout admin — without her touching each item.</w:t>
+      </w:r>
+    </w:p>
+    <w:p>
+      <w:pPr>
+        <w:spacing w:after="60" w:before="60"/>
+        <w:ind w:left="420" w:hanging="240"/>
+      </w:pPr>
+      <w:r>
+        <w:rPr>
+          <w:b/>
+          <w:bCs/>
+          <w:color w:val="9A6B3F"/>
+          <w:sz w:val="21"/>
+          <w:szCs w:val="21"/>
+        </w:rPr>
+        <w:t xml:space="preserve">3. </w:t>
+      </w:r>
+      <w:r>
+        <w:rPr>
+          <w:b/>
+          <w:bCs/>
+          <w:sz w:val="21"/>
+          <w:szCs w:val="21"/>
+        </w:rPr>
+        <w:t xml:space="preserve">Cost per completed job at volume</w:t>
+      </w:r>
+      <w:r>
+        <w:rPr>
+          <w:sz w:val="21"/>
+          <w:szCs w:val="21"/>
+        </w:rPr>
+        <w:t xml:space="preserve">, against the R$150–700/month price band. A tool that costs more</w:t>
+      </w:r>
+    </w:p>
+    <w:p>
+      <w:pPr>
+        <w:spacing w:after="70" w:before="70"/>
+        <w:jc w:val="left"/>
+      </w:pPr>
+      <w:r>
+        <w:rPr>
+          <w:sz w:val="21"/>
+          <w:szCs w:val="21"/>
+        </w:rPr>
+        <w:t xml:space="preserve">per customer than the subscription is not leverage.</w:t>
+      </w:r>
+    </w:p>
+    <w:p>
+      <w:pPr>
+        <w:spacing w:after="60" w:before="60"/>
+        <w:ind w:left="420" w:hanging="240"/>
+      </w:pPr>
+      <w:r>
+        <w:rPr>
+          <w:b/>
+          <w:bCs/>
+          <w:color w:val="9A6B3F"/>
+          <w:sz w:val="21"/>
+          <w:szCs w:val="21"/>
+        </w:rPr>
+        <w:t xml:space="preserve">4. </w:t>
+      </w:r>
+      <w:r>
+        <w:rPr>
+          <w:b/>
+          <w:bCs/>
+          <w:sz w:val="21"/>
+          <w:szCs w:val="21"/>
+        </w:rPr>
+        <w:t xml:space="preserve">Whether any product design becomes viable that was previously blocked ONLY by "no API"</w:t>
+      </w:r>
+      <w:r>
+        <w:rPr>
+          <w:sz w:val="21"/>
+          <w:szCs w:val="21"/>
+        </w:rPr>
+        <w:t xml:space="preserve"> — and</w:t>
+      </w:r>
+    </w:p>
+    <w:p>
+      <w:pPr>
+        <w:spacing w:after="70" w:before="70"/>
+        <w:jc w:val="left"/>
+      </w:pPr>
+      <w:r>
+        <w:rPr>
+          <w:sz w:val="21"/>
+          <w:szCs w:val="21"/>
+        </w:rPr>
+        <w:t xml:space="preserve">whether it can be built so the *customer* runs the agent under their own credentials rather than her</w:t>
+      </w:r>
+    </w:p>
+    <w:p>
+      <w:pPr>
+        <w:spacing w:after="70" w:before="70"/>
+        <w:jc w:val="left"/>
+      </w:pPr>
+      <w:r>
+        <w:rPr>
+          <w:sz w:val="21"/>
+          <w:szCs w:val="21"/>
+        </w:rPr>
+        <w:t xml:space="preserve">holding them. That single architectural question decides whether the closed category reopens.</w:t>
+      </w:r>
+    </w:p>
+    <w:p>
+      <w:pPr>
+        <w:spacing w:after="70" w:before="70"/>
+        <w:jc w:val="left"/>
+      </w:pPr>
+      <w:r>
+        <w:rPr>
+          <w:b/>
+          <w:bCs/>
+          <w:sz w:val="21"/>
+          <w:szCs w:val="21"/>
+        </w:rPr>
+        <w:t xml:space="preserve">Do not re-open any killed candidate on the strength of this until item 4 is answered.</w:t>
+      </w:r>
+      <w:r>
+        <w:rPr>
+          <w:sz w:val="21"/>
+          <w:szCs w:val="21"/>
+        </w:rPr>
+        <w:t xml:space="preserve"> "Better</w:t>
+      </w:r>
+    </w:p>
+    <w:p>
+      <w:pPr>
+        <w:spacing w:after="70" w:before="70"/>
+        <w:jc w:val="left"/>
+      </w:pPr>
+      <w:r>
+        <w:rPr>
+          <w:sz w:val="21"/>
+          <w:szCs w:val="21"/>
+        </w:rPr>
+        <w:t xml:space="preserve">automation" was never the binding constraint; </w:t>
+      </w:r>
+      <w:r>
+        <w:rPr>
+          <w:b/>
+          <w:bCs/>
+          <w:sz w:val="21"/>
+          <w:szCs w:val="21"/>
+        </w:rPr>
+        <w:t xml:space="preserve">trust and terms of use were.</w:t>
       </w:r>
     </w:p>
     <w:sectPr>
